--- a/arbeitsblaetter/A6_Seitenlayout.docx
+++ b/arbeitsblaetter/A6_Seitenlayout.docx
@@ -176,7 +176,7 @@
                 <w:color w:val="FFFFFF"/>
                 <w:sz w:val="16"/>
               </w:rPr>
-              <w:t>SEITE 2</w:t>
+              <w:t>SEITENLAYOUT</w:t>
             </w:r>
           </w:p>
         </w:tc>
@@ -201,12 +201,12 @@
                 <w:color w:val="17324D"/>
                 <w:sz w:val="25"/>
               </w:rPr>
-              <w:t>Bearbeite nur die Übungsseite</w:t>
+              <w:t>Bearbeite nur den Übungsteil</w:t>
             </w:r>
           </w:p>
           <w:p>
             <w:pPr>
-              <w:spacing w:before="0" w:after="14" w:line="240" w:lineRule="auto"/>
+              <w:spacing w:before="0" w:after="7" w:line="240" w:lineRule="auto"/>
             </w:pPr>
             <w:r>
               <w:rPr>
@@ -216,7 +216,22 @@
                 <w:color w:val="172A3A"/>
                 <w:sz w:val="19"/>
               </w:rPr>
-              <w:t>Klicke zuerst irgendwo auf Seite 2. Der Text dort ist bereits richtig formatiert.</w:t>
+              <w:t>Klicke zuerst irgendwo auf Seite 2. Dort beginnt der Übungsteil; der Text ist bereits richtig formatiert.</w:t>
+            </w:r>
+          </w:p>
+          <w:p>
+            <w:pPr>
+              <w:spacing w:before="0" w:after="12" w:line="240" w:lineRule="auto"/>
+            </w:pPr>
+            <w:r>
+              <w:rPr>
+                <w:rFonts w:ascii="Arial" w:hAnsi="Arial" w:eastAsia="Arial"/>
+                <w:b/>
+                <w:i w:val="0"/>
+                <w:color w:val="1D6765"/>
+                <w:sz w:val="18"/>
+              </w:rPr>
+              <w:t>NEU: Querformat → Layout → Ausrichtung → Querformat.  Seitenränder → Layout → Seitenränder → Schmal.</w:t>
             </w:r>
           </w:p>
           <w:p>
@@ -240,7 +255,7 @@
                 <w:color w:val="17324D"/>
                 <w:sz w:val="18"/>
               </w:rPr>
-              <w:t>Seite 2</w:t>
+              <w:t>Übungsteil ab Seite 2</w:t>
             </w:r>
             <w:r>
               <w:rPr>
@@ -274,7 +289,7 @@
                 <w:color w:val="17324D"/>
                 <w:sz w:val="18"/>
               </w:rPr>
-              <w:t>Seite 2</w:t>
+              <w:t>Übungsteil ab Seite 2</w:t>
             </w:r>
             <w:r>
               <w:rPr>
@@ -553,7 +568,7 @@
                 <w:color w:val="172A3A"/>
                 <w:sz w:val="18"/>
               </w:rPr>
-              <w:t>Seite 1 bleibt Hochformat. Die Übungsseite ist Querformat. «PACKLISTE» beginnt auf einer neuen Seite.</w:t>
+              <w:t>Seite 1 bleibt Hochformat. Die Übungsseiten sind Querformat und haben schmale Ränder. «PACKLISTE» beginnt auf einer neuen Seite.</w:t>
             </w:r>
           </w:p>
         </w:tc>
@@ -868,7 +883,8 @@
     </w:p>
     <w:p>
       <w:pPr>
-        <w:ind w:left="283"/>
+        <w:pStyle w:val="ListBullet"/>
+        <w:spacing w:after="40"/>
       </w:pPr>
       <w:r>
         <w:rPr>
@@ -878,12 +894,13 @@
           <w:color w:val="172A3A"/>
           <w:sz w:val="22"/>
         </w:rPr>
-        <w:t>•  Trinkflasche</w:t>
+        <w:t>Trinkflasche</w:t>
       </w:r>
     </w:p>
     <w:p>
       <w:pPr>
-        <w:ind w:left="283"/>
+        <w:pStyle w:val="ListBullet"/>
+        <w:spacing w:after="40"/>
       </w:pPr>
       <w:r>
         <w:rPr>
@@ -893,12 +910,13 @@
           <w:color w:val="172A3A"/>
           <w:sz w:val="22"/>
         </w:rPr>
-        <w:t>•  Lunch</w:t>
+        <w:t>Lunch</w:t>
       </w:r>
     </w:p>
     <w:p>
       <w:pPr>
-        <w:ind w:left="283"/>
+        <w:pStyle w:val="ListBullet"/>
+        <w:spacing w:after="40"/>
       </w:pPr>
       <w:r>
         <w:rPr>
@@ -908,12 +926,13 @@
           <w:color w:val="172A3A"/>
           <w:sz w:val="22"/>
         </w:rPr>
-        <w:t>•  Regenjacke</w:t>
+        <w:t>Regenjacke</w:t>
       </w:r>
     </w:p>
     <w:p>
       <w:pPr>
-        <w:ind w:left="283"/>
+        <w:pStyle w:val="ListBullet"/>
+        <w:spacing w:after="40"/>
       </w:pPr>
       <w:r>
         <w:rPr>
@@ -923,12 +942,13 @@
           <w:color w:val="172A3A"/>
           <w:sz w:val="22"/>
         </w:rPr>
-        <w:t>•  Schreibzeug</w:t>
+        <w:t>Schreibzeug</w:t>
       </w:r>
     </w:p>
     <w:p>
       <w:pPr>
-        <w:ind w:left="283"/>
+        <w:pStyle w:val="ListBullet"/>
+        <w:spacing w:after="40"/>
       </w:pPr>
       <w:r>
         <w:rPr>
@@ -938,7 +958,7 @@
           <w:color w:val="172A3A"/>
           <w:sz w:val="22"/>
         </w:rPr>
-        <w:t>•  Halbtax / Billet falls vorhanden</w:t>
+        <w:t>Halbtax / Billet falls vorhanden</w:t>
       </w:r>
     </w:p>
     <w:sectPr>

--- a/arbeitsblaetter/A6_Seitenlayout.docx
+++ b/arbeitsblaetter/A6_Seitenlayout.docx
@@ -221,7 +221,7 @@
           </w:p>
           <w:p>
             <w:pPr>
-              <w:spacing w:before="0" w:after="12" w:line="240" w:lineRule="auto"/>
+              <w:spacing w:before="0" w:after="7" w:line="240" w:lineRule="auto"/>
             </w:pPr>
             <w:r>
               <w:rPr>
@@ -232,6 +232,45 @@
                 <w:sz w:val="18"/>
               </w:rPr>
               <w:t>NEU: Querformat → Layout → Ausrichtung → Querformat.  Seitenränder → Layout → Seitenränder → Schmal.</w:t>
+            </w:r>
+          </w:p>
+          <w:p>
+            <w:pPr>
+              <w:spacing w:before="0" w:after="10"/>
+            </w:pPr>
+            <w:r>
+              <w:drawing>
+                <wp:inline xmlns:a="http://schemas.openxmlformats.org/drawingml/2006/main" xmlns:pic="http://schemas.openxmlformats.org/drawingml/2006/picture">
+                  <wp:extent cx="3960000" cy="844800"/>
+                  <wp:docPr id="1" name="Picture 1"/>
+                  <wp:cNvGraphicFramePr>
+                    <a:graphicFrameLocks noChangeAspect="1"/>
+                  </wp:cNvGraphicFramePr>
+                  <a:graphic>
+                    <a:graphicData uri="http://schemas.openxmlformats.org/drawingml/2006/picture">
+                      <pic:pic>
+                        <pic:nvPicPr>
+                          <pic:cNvPr id="0" name="a6_layout_werkzeuge.png"/>
+                          <pic:cNvPicPr/>
+                        </pic:nvPicPr>
+                        <pic:blipFill>
+                          <a:blip r:embed="rId11"/>
+                          <a:stretch>
+                            <a:fillRect/>
+                          </a:stretch>
+                        </pic:blipFill>
+                        <pic:spPr>
+                          <a:xfrm>
+                            <a:off x="0" y="0"/>
+                            <a:ext cx="3960000" cy="844800"/>
+                          </a:xfrm>
+                          <a:prstGeom prst="rect"/>
+                        </pic:spPr>
+                      </pic:pic>
+                    </a:graphicData>
+                  </a:graphic>
+                </wp:inline>
+              </w:drawing>
             </w:r>
           </w:p>
           <w:p>
